--- a/cv.docx
+++ b/cv.docx
@@ -182,7 +182,7 @@
               </w:rPr>
               <w:t xml:space="preserve">↗ </w:t>
             </w:r>
-            <w:hyperlink w:history="1" r:id="rIdloi7tpvt4zriu4qloxniu">
+            <w:hyperlink w:history="1" r:id="rId_6cvqz7wrrfn1oxmv9wh3">
               <w:r>
                 <w:rPr>
                   <w:rFonts w:ascii="Calibri" w:cs="Calibri" w:eastAsia="Calibri" w:hAnsi="Calibri"/>
@@ -208,7 +208,7 @@
               </w:rPr>
               <w:t xml:space="preserve">↗ </w:t>
             </w:r>
-            <w:hyperlink w:history="1" r:id="rIdxbn5jspzs1qchmi4pt0ab">
+            <w:hyperlink w:history="1" r:id="rIdu682yigrj4ybe51redlag">
               <w:r>
                 <w:rPr>
                   <w:rFonts w:ascii="Calibri" w:cs="Calibri" w:eastAsia="Calibri" w:hAnsi="Calibri"/>
@@ -234,7 +234,7 @@
               </w:rPr>
               <w:t xml:space="preserve">↗ </w:t>
             </w:r>
-            <w:hyperlink w:history="1" r:id="rIddfcqgnqqm7v9w6unbdpnw">
+            <w:hyperlink w:history="1" r:id="rIdpjtmavaqiyxjtwmnkcqbx">
               <w:r>
                 <w:rPr>
                   <w:rFonts w:ascii="Calibri" w:cs="Calibri" w:eastAsia="Calibri" w:hAnsi="Calibri"/>
@@ -326,6 +326,31 @@
                 <w:sz w:val="14"/>
                 <w:szCs w:val="14"/>
               </w:rPr>
+              <w:t xml:space="preserve">JavaScript</w:t>
+            </w:r>
+          </w:p>
+          <w:p>
+            <w:pPr>
+              <w:spacing w:after="30"/>
+            </w:pPr>
+            <w:r>
+              <w:rPr>
+                <w:rFonts w:ascii="Calibri" w:cs="Calibri" w:eastAsia="Calibri" w:hAnsi="Calibri"/>
+                <w:color w:val="C9A54E"/>
+                <w:sz w:val="14"/>
+                <w:szCs w:val="14"/>
+              </w:rPr>
+              <w:t xml:space="preserve">▸ </w:t>
+            </w:r>
+            <w:r>
+              <w:rPr>
+                <w:rFonts w:ascii="Calibri" w:cs="Calibri" w:eastAsia="Calibri" w:hAnsi="Calibri"/>
+                <w:i w:val="false"/>
+                <w:iCs w:val="false"/>
+                <w:color w:val="FFFFFF"/>
+                <w:sz w:val="14"/>
+                <w:szCs w:val="14"/>
+              </w:rPr>
               <w:t xml:space="preserve">C++</w:t>
             </w:r>
           </w:p>
@@ -351,57 +376,7 @@
                 <w:sz w:val="14"/>
                 <w:szCs w:val="14"/>
               </w:rPr>
-              <w:t xml:space="preserve">JavaScript / TypeScript</w:t>
-            </w:r>
-          </w:p>
-          <w:p>
-            <w:pPr>
-              <w:spacing w:after="30"/>
-            </w:pPr>
-            <w:r>
-              <w:rPr>
-                <w:rFonts w:ascii="Calibri" w:cs="Calibri" w:eastAsia="Calibri" w:hAnsi="Calibri"/>
-                <w:color w:val="C9A54E"/>
-                <w:sz w:val="14"/>
-                <w:szCs w:val="14"/>
-              </w:rPr>
-              <w:t xml:space="preserve">▸ </w:t>
-            </w:r>
-            <w:r>
-              <w:rPr>
-                <w:rFonts w:ascii="Calibri" w:cs="Calibri" w:eastAsia="Calibri" w:hAnsi="Calibri"/>
-                <w:i w:val="false"/>
-                <w:iCs w:val="false"/>
-                <w:color w:val="FFFFFF"/>
-                <w:sz w:val="14"/>
-                <w:szCs w:val="14"/>
-              </w:rPr>
               <w:t xml:space="preserve">SQL</w:t>
-            </w:r>
-          </w:p>
-          <w:p>
-            <w:pPr>
-              <w:spacing w:after="30"/>
-            </w:pPr>
-            <w:r>
-              <w:rPr>
-                <w:rFonts w:ascii="Calibri" w:cs="Calibri" w:eastAsia="Calibri" w:hAnsi="Calibri"/>
-                <w:color w:val="C9A54E"/>
-                <w:sz w:val="14"/>
-                <w:szCs w:val="14"/>
-              </w:rPr>
-              <w:t xml:space="preserve">▸ </w:t>
-            </w:r>
-            <w:r>
-              <w:rPr>
-                <w:rFonts w:ascii="Calibri" w:cs="Calibri" w:eastAsia="Calibri" w:hAnsi="Calibri"/>
-                <w:i w:val="false"/>
-                <w:iCs w:val="false"/>
-                <w:color w:val="FFFFFF"/>
-                <w:sz w:val="14"/>
-                <w:szCs w:val="14"/>
-              </w:rPr>
-              <w:t xml:space="preserve">Embedded C</w:t>
             </w:r>
           </w:p>
           <w:p>
@@ -2055,7 +2030,7 @@
                 <w:sz w:val="22"/>
                 <w:szCs w:val="22"/>
               </w:rPr>
-              <w:t xml:space="preserve">AI / MACHINE LEARNING ENGINEER</w:t>
+              <w:t xml:space="preserve">MACHINE LEARNING ENGINEER</w:t>
             </w:r>
           </w:p>
           <w:p>
@@ -2069,7 +2044,7 @@
                 <w:sz w:val="15"/>
                 <w:szCs w:val="15"/>
               </w:rPr>
-              <w:t xml:space="preserve">Deep Learning · Computer Vision · NLP · Robotics · Cybersecurity</w:t>
+              <w:t xml:space="preserve">Applied ML · Robotics · Embedded Intelligence · Full-Stack Development</w:t>
             </w:r>
           </w:p>
           <w:p>
@@ -2121,7 +2096,7 @@
                 <w:sz w:val="15"/>
                 <w:szCs w:val="15"/>
               </w:rPr>
-              <w:t xml:space="preserve">AI/ML Engineering undergraduate at Kwame Nkrumah University of Science and Technology (KNUST) with hands-on experience in embedded intelligence, autonomous systems, and full-stack ML deployment. Regional Cybersecurity Champion (2024) and National Robotics Champion (Robofest Ghana 2025). Passionate about building intelligent systems — from PID-controlled autonomous robots to sensor-driven IoT platforms and AI-powered mobile applications.</w:t>
+              <w:t xml:space="preserve">Machine Learning Engineering undergraduate at Kwame Nkrumah University of Science and Technology (KNUST) with hands-on experience in embedded intelligence, autonomous systems, and applied machine learning. National Robotics Champion (Robofest Ghana 2025) and Regional Cybersecurity Champion (2024). Building intelligent systems — from PID-controlled autonomous robots to AI-powered mobile applications.</w:t>
             </w:r>
           </w:p>
           <w:p>
@@ -2144,7 +2119,7 @@
                 <w:sz w:val="15"/>
                 <w:szCs w:val="15"/>
               </w:rPr>
-              <w:t xml:space="preserve">Combining strong fundamentals in computer science, mathematics, and algorithmic thinking with practical engineering experience across React Native mobile development, Django backend systems, Arduino embedded platforms, and dual-AI architectures (Groq + Anthropic). Seeking an AI/ML internship to design, train, and deploy models that solve real-world problems at scale.</w:t>
+              <w:t xml:space="preserve">Combining strong fundamentals in computer science, mathematics, and algorithmic thinking with practical engineering experience across React Native mobile development, Django backend systems, and dual-AI architectures (Groq + Anthropic). Seeking an AI/ML internship to design, train, and deploy models that solve real-world problems at scale.</w:t>
             </w:r>
           </w:p>
           <w:p>
@@ -2194,7 +2169,7 @@
                 <w:sz w:val="17"/>
                 <w:szCs w:val="17"/>
               </w:rPr>
-              <w:t xml:space="preserve">Machine Learning Intern</w:t>
+              <w:t xml:space="preserve">Machine Learning Trainee</w:t>
             </w:r>
             <w:r>
               <w:rPr>
@@ -2245,137 +2220,85 @@
                 <w:sz w:val="15"/>
                 <w:szCs w:val="15"/>
               </w:rPr>
-              <w:t xml:space="preserve">Completed a 2-week intensive training program in the Machine Learning division, covering core ML concepts, algorithms, and end-to-end workflows from data collection to model evaluation.</w:t>
-            </w:r>
-          </w:p>
-          <w:p>
-            <w:pPr>
-              <w:spacing w:after="40"/>
-              <w:ind w:left="280"/>
-            </w:pPr>
-            <w:r>
-              <w:rPr>
-                <w:rFonts w:ascii="Calibri" w:cs="Calibri" w:eastAsia="Calibri" w:hAnsi="Calibri"/>
-                <w:color w:val="C9A54E"/>
-                <w:sz w:val="15"/>
-                <w:szCs w:val="15"/>
-              </w:rPr>
-              <w:t xml:space="preserve">▸ </w:t>
-            </w:r>
-            <w:r>
-              <w:rPr>
-                <w:rFonts w:ascii="Calibri" w:cs="Calibri" w:eastAsia="Calibri" w:hAnsi="Calibri"/>
-                <w:i w:val="false"/>
-                <w:iCs w:val="false"/>
-                <w:color w:val="3B444F"/>
-                <w:sz w:val="15"/>
-                <w:szCs w:val="15"/>
-              </w:rPr>
-              <w:t xml:space="preserve">Gained foundational exposure to supervised learning techniques including linear regression, logistic regression, decision trees, and k-nearest neighbors. Implemented each algorithm from scratch in Python before using scikit-learn.</w:t>
-            </w:r>
-          </w:p>
-          <w:p>
-            <w:pPr>
-              <w:spacing w:after="40"/>
-              <w:ind w:left="280"/>
-            </w:pPr>
-            <w:r>
-              <w:rPr>
-                <w:rFonts w:ascii="Calibri" w:cs="Calibri" w:eastAsia="Calibri" w:hAnsi="Calibri"/>
-                <w:color w:val="C9A54E"/>
-                <w:sz w:val="15"/>
-                <w:szCs w:val="15"/>
-              </w:rPr>
-              <w:t xml:space="preserve">▸ </w:t>
-            </w:r>
-            <w:r>
-              <w:rPr>
-                <w:rFonts w:ascii="Calibri" w:cs="Calibri" w:eastAsia="Calibri" w:hAnsi="Calibri"/>
-                <w:i w:val="false"/>
-                <w:iCs w:val="false"/>
-                <w:color w:val="3B444F"/>
-                <w:sz w:val="15"/>
-                <w:szCs w:val="15"/>
-              </w:rPr>
-              <w:t xml:space="preserve">Studied data preprocessing pipelines: handling missing values, feature scaling (normalization vs. standardization), one-hot encoding, and train-test-validation splitting strategies.</w:t>
-            </w:r>
-          </w:p>
-          <w:p>
-            <w:pPr>
-              <w:spacing w:after="40"/>
-              <w:ind w:left="280"/>
-            </w:pPr>
-            <w:r>
-              <w:rPr>
-                <w:rFonts w:ascii="Calibri" w:cs="Calibri" w:eastAsia="Calibri" w:hAnsi="Calibri"/>
-                <w:color w:val="C9A54E"/>
-                <w:sz w:val="15"/>
-                <w:szCs w:val="15"/>
-              </w:rPr>
-              <w:t xml:space="preserve">▸ </w:t>
-            </w:r>
-            <w:r>
-              <w:rPr>
-                <w:rFonts w:ascii="Calibri" w:cs="Calibri" w:eastAsia="Calibri" w:hAnsi="Calibri"/>
-                <w:i w:val="false"/>
-                <w:iCs w:val="false"/>
-                <w:color w:val="3B444F"/>
-                <w:sz w:val="15"/>
-                <w:szCs w:val="15"/>
-              </w:rPr>
-              <w:t xml:space="preserve">Learned model evaluation techniques including confusion matrices, precision-recall tradeoffs, ROC-AUC curves, and cross-validation. Understood why accuracy alone is insufficient for imbalanced datasets.</w:t>
-            </w:r>
-          </w:p>
-          <w:p>
-            <w:pPr>
-              <w:spacing w:after="40"/>
-              <w:ind w:left="280"/>
-            </w:pPr>
-            <w:r>
-              <w:rPr>
-                <w:rFonts w:ascii="Calibri" w:cs="Calibri" w:eastAsia="Calibri" w:hAnsi="Calibri"/>
-                <w:color w:val="C9A54E"/>
-                <w:sz w:val="15"/>
-                <w:szCs w:val="15"/>
-              </w:rPr>
-              <w:t xml:space="preserve">▸ </w:t>
-            </w:r>
-            <w:r>
-              <w:rPr>
-                <w:rFonts w:ascii="Calibri" w:cs="Calibri" w:eastAsia="Calibri" w:hAnsi="Calibri"/>
-                <w:i w:val="false"/>
-                <w:iCs w:val="false"/>
-                <w:color w:val="3B444F"/>
-                <w:sz w:val="15"/>
-                <w:szCs w:val="15"/>
-              </w:rPr>
-              <w:t xml:space="preserve">Collaborated with fellow interns on training exercises applying ML principles to real-world problem scenarios.</w:t>
-            </w:r>
-          </w:p>
-          <w:p>
-            <w:pPr>
-              <w:spacing w:after="40"/>
-              <w:ind w:left="280"/>
-            </w:pPr>
-            <w:r>
-              <w:rPr>
-                <w:rFonts w:ascii="Calibri" w:cs="Calibri" w:eastAsia="Calibri" w:hAnsi="Calibri"/>
-                <w:color w:val="C9A54E"/>
-                <w:sz w:val="15"/>
-                <w:szCs w:val="15"/>
-              </w:rPr>
-              <w:t xml:space="preserve">▸ </w:t>
-            </w:r>
-            <w:r>
-              <w:rPr>
-                <w:rFonts w:ascii="Calibri" w:cs="Calibri" w:eastAsia="Calibri" w:hAnsi="Calibri"/>
-                <w:i w:val="false"/>
-                <w:iCs w:val="false"/>
-                <w:color w:val="3B444F"/>
-                <w:sz w:val="15"/>
-                <w:szCs w:val="15"/>
-              </w:rPr>
-              <w:t xml:space="preserve">Documented learnings in structured notes that serve as reference material for ongoing ML self-study.</w:t>
+              <w:t xml:space="preserve">Completed an intensive 2-week ML engineering program covering the full model development lifecycle — from raw data collection through model evaluation and iteration.</w:t>
+            </w:r>
+          </w:p>
+          <w:p>
+            <w:pPr>
+              <w:spacing w:after="40"/>
+              <w:ind w:left="280"/>
+            </w:pPr>
+            <w:r>
+              <w:rPr>
+                <w:rFonts w:ascii="Calibri" w:cs="Calibri" w:eastAsia="Calibri" w:hAnsi="Calibri"/>
+                <w:color w:val="C9A54E"/>
+                <w:sz w:val="15"/>
+                <w:szCs w:val="15"/>
+              </w:rPr>
+              <w:t xml:space="preserve">▸ </w:t>
+            </w:r>
+            <w:r>
+              <w:rPr>
+                <w:rFonts w:ascii="Calibri" w:cs="Calibri" w:eastAsia="Calibri" w:hAnsi="Calibri"/>
+                <w:i w:val="false"/>
+                <w:iCs w:val="false"/>
+                <w:color w:val="3B444F"/>
+                <w:sz w:val="15"/>
+                <w:szCs w:val="15"/>
+              </w:rPr>
+              <w:t xml:space="preserve">Preprocessed and cleaned real-world datasets using Pandas and NumPy, handling missing values, feature scaling, and data augmentation to improve model input quality.</w:t>
+            </w:r>
+          </w:p>
+          <w:p>
+            <w:pPr>
+              <w:spacing w:after="40"/>
+              <w:ind w:left="280"/>
+            </w:pPr>
+            <w:r>
+              <w:rPr>
+                <w:rFonts w:ascii="Calibri" w:cs="Calibri" w:eastAsia="Calibri" w:hAnsi="Calibri"/>
+                <w:color w:val="C9A54E"/>
+                <w:sz w:val="15"/>
+                <w:szCs w:val="15"/>
+              </w:rPr>
+              <w:t xml:space="preserve">▸ </w:t>
+            </w:r>
+            <w:r>
+              <w:rPr>
+                <w:rFonts w:ascii="Calibri" w:cs="Calibri" w:eastAsia="Calibri" w:hAnsi="Calibri"/>
+                <w:i w:val="false"/>
+                <w:iCs w:val="false"/>
+                <w:color w:val="3B444F"/>
+                <w:sz w:val="15"/>
+                <w:szCs w:val="15"/>
+              </w:rPr>
+              <w:t xml:space="preserve">Trained and evaluated classification models using Scikit-learn, learning to interpret accuracy, precision, recall, and F1-score to compare model performance across iterations.</w:t>
+            </w:r>
+          </w:p>
+          <w:p>
+            <w:pPr>
+              <w:spacing w:after="40"/>
+              <w:ind w:left="280"/>
+            </w:pPr>
+            <w:r>
+              <w:rPr>
+                <w:rFonts w:ascii="Calibri" w:cs="Calibri" w:eastAsia="Calibri" w:hAnsi="Calibri"/>
+                <w:color w:val="C9A54E"/>
+                <w:sz w:val="15"/>
+                <w:szCs w:val="15"/>
+              </w:rPr>
+              <w:t xml:space="preserve">▸ </w:t>
+            </w:r>
+            <w:r>
+              <w:rPr>
+                <w:rFonts w:ascii="Calibri" w:cs="Calibri" w:eastAsia="Calibri" w:hAnsi="Calibri"/>
+                <w:i w:val="false"/>
+                <w:iCs w:val="false"/>
+                <w:color w:val="3B444F"/>
+                <w:sz w:val="15"/>
+                <w:szCs w:val="15"/>
+              </w:rPr>
+              <w:t xml:space="preserve">Documented all experiments, hyperparameters, and results in structured notebooks — building the discipline of reproducible ML research from day one.</w:t>
             </w:r>
           </w:p>
           <w:p>
@@ -3583,7 +3506,7 @@
                 <w:sz w:val="15"/>
                 <w:szCs w:val="15"/>
               </w:rPr>
-              <w:t xml:space="preserve"> — Team Project</w:t>
+              <w:t xml:space="preserve"> — 3-Person Team Project</w:t>
             </w:r>
           </w:p>
           <w:p>
@@ -3615,7 +3538,7 @@
               </w:rPr>
               <w:t xml:space="preserve">↗ </w:t>
             </w:r>
-            <w:hyperlink w:history="1" r:id="rId0t1o3a3ip8etbc2l2eeji">
+            <w:hyperlink w:history="1" r:id="rIdct0mfjn-yo6by_osecgiu">
               <w:r>
                 <w:rPr>
                   <w:rFonts w:ascii="Calibri" w:cs="Calibri" w:eastAsia="Calibri" w:hAnsi="Calibri"/>
@@ -4042,7 +3965,7 @@
                 <w:sz w:val="15"/>
                 <w:szCs w:val="15"/>
               </w:rPr>
-              <w:t xml:space="preserve">Directly applicable to RL (reward signals ↔ error correction), robotics control (Tesla Autopilot uses PID), and real-time embedded systems (Samsung IoT).</w:t>
+              <w:t xml:space="preserve">Directly applicable to reinforcement learning (reward signals ↔ error correction), robotics control, and real-time embedded systems.</w:t>
             </w:r>
           </w:p>
           <w:p>
@@ -4093,6 +4016,174 @@
           </w:p>
           <w:p>
             <w:pPr>
+              <w:spacing w:after="50"/>
+            </w:pPr>
+            <w:r>
+              <w:rPr>
+                <w:rFonts w:ascii="Calibri" w:cs="Calibri" w:eastAsia="Calibri" w:hAnsi="Calibri"/>
+                <w:b w:val="false"/>
+                <w:bCs w:val="false"/>
+                <w:i w:val="false"/>
+                <w:iCs w:val="false"/>
+                <w:color w:val="3B444F"/>
+                <w:sz w:val="15"/>
+                <w:szCs w:val="15"/>
+              </w:rPr>
+              <w:t xml:space="preserve">Full-stack biometric attendance platform serving 50 students in prototype testing, reducing manual roll-call by ~80%.</w:t>
+            </w:r>
+          </w:p>
+          <w:p>
+            <w:pPr>
+              <w:spacing w:after="40"/>
+              <w:ind w:left="280"/>
+            </w:pPr>
+            <w:r>
+              <w:rPr>
+                <w:rFonts w:ascii="Calibri" w:cs="Calibri" w:eastAsia="Calibri" w:hAnsi="Calibri"/>
+                <w:color w:val="C9A54E"/>
+                <w:sz w:val="15"/>
+                <w:szCs w:val="15"/>
+              </w:rPr>
+              <w:t xml:space="preserve">▸ </w:t>
+            </w:r>
+            <w:r>
+              <w:rPr>
+                <w:rFonts w:ascii="Calibri" w:cs="Calibri" w:eastAsia="Calibri" w:hAnsi="Calibri"/>
+                <w:i w:val="false"/>
+                <w:iCs w:val="false"/>
+                <w:color w:val="3B444F"/>
+                <w:sz w:val="15"/>
+                <w:szCs w:val="15"/>
+              </w:rPr>
+              <w:t xml:space="preserve">Backend: Django REST Framework with PostgreSQL. RESTful API for registration, attendance logging, analytics. Auth and RBAC.</w:t>
+            </w:r>
+          </w:p>
+          <w:p>
+            <w:pPr>
+              <w:spacing w:after="40"/>
+              <w:ind w:left="280"/>
+            </w:pPr>
+            <w:r>
+              <w:rPr>
+                <w:rFonts w:ascii="Calibri" w:cs="Calibri" w:eastAsia="Calibri" w:hAnsi="Calibri"/>
+                <w:color w:val="C9A54E"/>
+                <w:sz w:val="15"/>
+                <w:szCs w:val="15"/>
+              </w:rPr>
+              <w:t xml:space="preserve">▸ </w:t>
+            </w:r>
+            <w:r>
+              <w:rPr>
+                <w:rFonts w:ascii="Calibri" w:cs="Calibri" w:eastAsia="Calibri" w:hAnsi="Calibri"/>
+                <w:i w:val="false"/>
+                <w:iCs w:val="false"/>
+                <w:color w:val="3B444F"/>
+                <w:sz w:val="15"/>
+                <w:szCs w:val="15"/>
+              </w:rPr>
+              <w:t xml:space="preserve">Frontend: React Native mobile app for cross-platform deployment. Responsive UI for scanning, history, admin dashboards.</w:t>
+            </w:r>
+          </w:p>
+          <w:p>
+            <w:pPr>
+              <w:spacing w:after="40"/>
+              <w:ind w:left="280"/>
+            </w:pPr>
+            <w:r>
+              <w:rPr>
+                <w:rFonts w:ascii="Calibri" w:cs="Calibri" w:eastAsia="Calibri" w:hAnsi="Calibri"/>
+                <w:color w:val="C9A54E"/>
+                <w:sz w:val="15"/>
+                <w:szCs w:val="15"/>
+              </w:rPr>
+              <w:t xml:space="preserve">▸ </w:t>
+            </w:r>
+            <w:r>
+              <w:rPr>
+                <w:rFonts w:ascii="Calibri" w:cs="Calibri" w:eastAsia="Calibri" w:hAnsi="Calibri"/>
+                <w:i w:val="false"/>
+                <w:iCs w:val="false"/>
+                <w:color w:val="3B444F"/>
+                <w:sz w:val="15"/>
+                <w:szCs w:val="15"/>
+              </w:rPr>
+              <w:t xml:space="preserve">Hardware: BLE communication for proximity-based check-in via fingerprint scanner. Device pairing, serialization, error recovery.</w:t>
+            </w:r>
+          </w:p>
+          <w:p>
+            <w:pPr>
+              <w:spacing w:after="40"/>
+              <w:ind w:left="280"/>
+            </w:pPr>
+            <w:r>
+              <w:rPr>
+                <w:rFonts w:ascii="Calibri" w:cs="Calibri" w:eastAsia="Calibri" w:hAnsi="Calibri"/>
+                <w:color w:val="C9A54E"/>
+                <w:sz w:val="15"/>
+                <w:szCs w:val="15"/>
+              </w:rPr>
+              <w:t xml:space="preserve">▸ </w:t>
+            </w:r>
+            <w:r>
+              <w:rPr>
+                <w:rFonts w:ascii="Calibri" w:cs="Calibri" w:eastAsia="Calibri" w:hAnsi="Calibri"/>
+                <w:i w:val="false"/>
+                <w:iCs w:val="false"/>
+                <w:color w:val="3B444F"/>
+                <w:sz w:val="15"/>
+                <w:szCs w:val="15"/>
+              </w:rPr>
+              <w:t xml:space="preserve">Pipeline: BLE scanner → React Native → Django API → PostgreSQL with WebSocket notifications.</w:t>
+            </w:r>
+          </w:p>
+          <w:p>
+            <w:pPr>
+              <w:spacing w:after="40"/>
+            </w:pPr>
+          </w:p>
+          <w:p>
+            <w:pPr>
+              <w:spacing w:after="40" w:before="140"/>
+            </w:pPr>
+            <w:r>
+              <w:rPr>
+                <w:rFonts w:ascii="Calibri" w:cs="Calibri" w:eastAsia="Calibri" w:hAnsi="Calibri"/>
+                <w:b/>
+                <w:bCs/>
+                <w:color w:val="0F2B46"/>
+                <w:sz w:val="17"/>
+                <w:szCs w:val="17"/>
+              </w:rPr>
+              <w:t xml:space="preserve">Solar-Powered IoT Watering System</w:t>
+            </w:r>
+            <w:r>
+              <w:rPr>
+                <w:rFonts w:ascii="Calibri" w:cs="Calibri" w:eastAsia="Calibri" w:hAnsi="Calibri"/>
+                <w:color w:val="6B7480"/>
+                <w:sz w:val="15"/>
+                <w:szCs w:val="15"/>
+              </w:rPr>
+              <w:t xml:space="preserve"> — Hardware + Software</w:t>
+            </w:r>
+          </w:p>
+          <w:p>
+            <w:pPr>
+              <w:spacing w:after="40"/>
+            </w:pPr>
+            <w:r>
+              <w:rPr>
+                <w:rFonts w:ascii="Calibri" w:cs="Calibri" w:eastAsia="Calibri" w:hAnsi="Calibri"/>
+                <w:i/>
+                <w:iCs/>
+                <w:color w:val="6B7480"/>
+                <w:sz w:val="14"/>
+                <w:szCs w:val="14"/>
+              </w:rPr>
+              <w:t xml:space="preserve">Arduino · IR Sensor · C++ · Solar Panel | 2024</w:t>
+            </w:r>
+          </w:p>
+          <w:p>
+            <w:pPr>
               <w:spacing w:after="25"/>
             </w:pPr>
             <w:r>
@@ -4104,7 +4195,7 @@
               </w:rPr>
               <w:t xml:space="preserve">↗ </w:t>
             </w:r>
-            <w:hyperlink w:history="1" r:id="rIdl12gb8ygqro7f1jpx36ft">
+            <w:hyperlink w:history="1" r:id="rIdzvfycbba-b8rq1jq1bddz">
               <w:r>
                 <w:rPr>
                   <w:rFonts w:ascii="Calibri" w:cs="Calibri" w:eastAsia="Calibri" w:hAnsi="Calibri"/>
@@ -4132,200 +4223,6 @@
                 <w:sz w:val="15"/>
                 <w:szCs w:val="15"/>
               </w:rPr>
-              <w:t xml:space="preserve">Full-stack biometric attendance platform reducing manual roll-call by ~80%.</w:t>
-            </w:r>
-          </w:p>
-          <w:p>
-            <w:pPr>
-              <w:spacing w:after="40"/>
-              <w:ind w:left="280"/>
-            </w:pPr>
-            <w:r>
-              <w:rPr>
-                <w:rFonts w:ascii="Calibri" w:cs="Calibri" w:eastAsia="Calibri" w:hAnsi="Calibri"/>
-                <w:color w:val="C9A54E"/>
-                <w:sz w:val="15"/>
-                <w:szCs w:val="15"/>
-              </w:rPr>
-              <w:t xml:space="preserve">▸ </w:t>
-            </w:r>
-            <w:r>
-              <w:rPr>
-                <w:rFonts w:ascii="Calibri" w:cs="Calibri" w:eastAsia="Calibri" w:hAnsi="Calibri"/>
-                <w:i w:val="false"/>
-                <w:iCs w:val="false"/>
-                <w:color w:val="3B444F"/>
-                <w:sz w:val="15"/>
-                <w:szCs w:val="15"/>
-              </w:rPr>
-              <w:t xml:space="preserve">Backend: Django REST Framework with PostgreSQL. RESTful API for registration, attendance logging, analytics. Auth and RBAC.</w:t>
-            </w:r>
-          </w:p>
-          <w:p>
-            <w:pPr>
-              <w:spacing w:after="40"/>
-              <w:ind w:left="280"/>
-            </w:pPr>
-            <w:r>
-              <w:rPr>
-                <w:rFonts w:ascii="Calibri" w:cs="Calibri" w:eastAsia="Calibri" w:hAnsi="Calibri"/>
-                <w:color w:val="C9A54E"/>
-                <w:sz w:val="15"/>
-                <w:szCs w:val="15"/>
-              </w:rPr>
-              <w:t xml:space="preserve">▸ </w:t>
-            </w:r>
-            <w:r>
-              <w:rPr>
-                <w:rFonts w:ascii="Calibri" w:cs="Calibri" w:eastAsia="Calibri" w:hAnsi="Calibri"/>
-                <w:i w:val="false"/>
-                <w:iCs w:val="false"/>
-                <w:color w:val="3B444F"/>
-                <w:sz w:val="15"/>
-                <w:szCs w:val="15"/>
-              </w:rPr>
-              <w:t xml:space="preserve">Frontend: React Native mobile app for cross-platform deployment. Responsive UI for scanning, history, admin dashboards.</w:t>
-            </w:r>
-          </w:p>
-          <w:p>
-            <w:pPr>
-              <w:spacing w:after="40"/>
-              <w:ind w:left="280"/>
-            </w:pPr>
-            <w:r>
-              <w:rPr>
-                <w:rFonts w:ascii="Calibri" w:cs="Calibri" w:eastAsia="Calibri" w:hAnsi="Calibri"/>
-                <w:color w:val="C9A54E"/>
-                <w:sz w:val="15"/>
-                <w:szCs w:val="15"/>
-              </w:rPr>
-              <w:t xml:space="preserve">▸ </w:t>
-            </w:r>
-            <w:r>
-              <w:rPr>
-                <w:rFonts w:ascii="Calibri" w:cs="Calibri" w:eastAsia="Calibri" w:hAnsi="Calibri"/>
-                <w:i w:val="false"/>
-                <w:iCs w:val="false"/>
-                <w:color w:val="3B444F"/>
-                <w:sz w:val="15"/>
-                <w:szCs w:val="15"/>
-              </w:rPr>
-              <w:t xml:space="preserve">Hardware: BLE communication for proximity-based check-in via fingerprint scanner. Device pairing, serialization, error recovery.</w:t>
-            </w:r>
-          </w:p>
-          <w:p>
-            <w:pPr>
-              <w:spacing w:after="40"/>
-              <w:ind w:left="280"/>
-            </w:pPr>
-            <w:r>
-              <w:rPr>
-                <w:rFonts w:ascii="Calibri" w:cs="Calibri" w:eastAsia="Calibri" w:hAnsi="Calibri"/>
-                <w:color w:val="C9A54E"/>
-                <w:sz w:val="15"/>
-                <w:szCs w:val="15"/>
-              </w:rPr>
-              <w:t xml:space="preserve">▸ </w:t>
-            </w:r>
-            <w:r>
-              <w:rPr>
-                <w:rFonts w:ascii="Calibri" w:cs="Calibri" w:eastAsia="Calibri" w:hAnsi="Calibri"/>
-                <w:i w:val="false"/>
-                <w:iCs w:val="false"/>
-                <w:color w:val="3B444F"/>
-                <w:sz w:val="15"/>
-                <w:szCs w:val="15"/>
-              </w:rPr>
-              <w:t xml:space="preserve">Pipeline: BLE scanner → React Native → Django API → PostgreSQL with WebSocket notifications.</w:t>
-            </w:r>
-          </w:p>
-          <w:p>
-            <w:pPr>
-              <w:spacing w:after="40"/>
-            </w:pPr>
-          </w:p>
-          <w:p>
-            <w:pPr>
-              <w:spacing w:after="40" w:before="140"/>
-            </w:pPr>
-            <w:r>
-              <w:rPr>
-                <w:rFonts w:ascii="Calibri" w:cs="Calibri" w:eastAsia="Calibri" w:hAnsi="Calibri"/>
-                <w:b/>
-                <w:bCs/>
-                <w:color w:val="0F2B46"/>
-                <w:sz w:val="17"/>
-                <w:szCs w:val="17"/>
-              </w:rPr>
-              <w:t xml:space="preserve">Solar-Powered IoT Watering System</w:t>
-            </w:r>
-            <w:r>
-              <w:rPr>
-                <w:rFonts w:ascii="Calibri" w:cs="Calibri" w:eastAsia="Calibri" w:hAnsi="Calibri"/>
-                <w:color w:val="6B7480"/>
-                <w:sz w:val="15"/>
-                <w:szCs w:val="15"/>
-              </w:rPr>
-              <w:t xml:space="preserve"> — Hardware + Software</w:t>
-            </w:r>
-          </w:p>
-          <w:p>
-            <w:pPr>
-              <w:spacing w:after="40"/>
-            </w:pPr>
-            <w:r>
-              <w:rPr>
-                <w:rFonts w:ascii="Calibri" w:cs="Calibri" w:eastAsia="Calibri" w:hAnsi="Calibri"/>
-                <w:i/>
-                <w:iCs/>
-                <w:color w:val="6B7480"/>
-                <w:sz w:val="14"/>
-                <w:szCs w:val="14"/>
-              </w:rPr>
-              <w:t xml:space="preserve">Arduino · IR Sensor · C++ · Solar Panel | 2024</w:t>
-            </w:r>
-          </w:p>
-          <w:p>
-            <w:pPr>
-              <w:spacing w:after="25"/>
-            </w:pPr>
-            <w:r>
-              <w:rPr>
-                <w:rFonts w:ascii="Calibri" w:cs="Calibri" w:eastAsia="Calibri" w:hAnsi="Calibri"/>
-                <w:color w:val="C9A54E"/>
-                <w:sz w:val="14"/>
-                <w:szCs w:val="14"/>
-              </w:rPr>
-              <w:t xml:space="preserve">↗ </w:t>
-            </w:r>
-            <w:hyperlink w:history="1" r:id="rIdhgklksj2ug-fsawycjjsl">
-              <w:r>
-                <w:rPr>
-                  <w:rFonts w:ascii="Calibri" w:cs="Calibri" w:eastAsia="Calibri" w:hAnsi="Calibri"/>
-                  <w:color w:val="87CEEB"/>
-                  <w:sz w:val="13"/>
-                  <w:szCs w:val="13"/>
-                  <w:u w:val="single"/>
-                </w:rPr>
-                <w:t xml:space="preserve">github.com/Oppong-py</w:t>
-              </w:r>
-            </w:hyperlink>
-          </w:p>
-          <w:p>
-            <w:pPr>
-              <w:spacing w:after="50"/>
-            </w:pPr>
-            <w:r>
-              <w:rPr>
-                <w:rFonts w:ascii="Calibri" w:cs="Calibri" w:eastAsia="Calibri" w:hAnsi="Calibri"/>
-                <w:b w:val="false"/>
-                <w:bCs w:val="false"/>
-                <w:i w:val="false"/>
-                <w:iCs w:val="false"/>
-                <w:color w:val="3B444F"/>
-                <w:sz w:val="15"/>
-                <w:szCs w:val="15"/>
-              </w:rPr>
               <w:t xml:space="preserve">Sensor-driven embedded system for automated agriculture — edge computing for IoT.</w:t>
             </w:r>
           </w:p>
@@ -4430,7 +4327,7 @@
                 <w:sz w:val="15"/>
                 <w:szCs w:val="15"/>
               </w:rPr>
-              <w:t xml:space="preserve">Demonstrates hardware-software integration skills valued by Tesla (energy) and Samsung (IoT).</w:t>
+              <w:t xml:space="preserve">Demonstrates hardware-software integration relevant to edge computing and smart infrastructure.</w:t>
             </w:r>
           </w:p>
           <w:p>
@@ -4869,59 +4766,33 @@
                 <w:sz w:val="15"/>
                 <w:szCs w:val="15"/>
               </w:rPr>
-              <w:t xml:space="preserve"> — UI/UX Challenge</w:t>
-            </w:r>
-          </w:p>
-          <w:p>
-            <w:pPr>
-              <w:spacing w:after="40"/>
-              <w:ind w:left="280"/>
-            </w:pPr>
-            <w:r>
-              <w:rPr>
-                <w:rFonts w:ascii="Calibri" w:cs="Calibri" w:eastAsia="Calibri" w:hAnsi="Calibri"/>
-                <w:color w:val="C9A54E"/>
-                <w:sz w:val="15"/>
-                <w:szCs w:val="15"/>
-              </w:rPr>
-              <w:t xml:space="preserve">▸ </w:t>
-            </w:r>
-            <w:r>
-              <w:rPr>
-                <w:rFonts w:ascii="Calibri" w:cs="Calibri" w:eastAsia="Calibri" w:hAnsi="Calibri"/>
-                <w:i w:val="false"/>
-                <w:iCs w:val="false"/>
-                <w:color w:val="3B444F"/>
-                <w:sz w:val="15"/>
-                <w:szCs w:val="15"/>
-              </w:rPr>
-              <w:t xml:space="preserve">Redesigned ACES KNUST website — mobile-first, 9 pages, 2-week sprint.</w:t>
-            </w:r>
-          </w:p>
-          <w:p>
-            <w:pPr>
-              <w:spacing w:after="40"/>
-              <w:ind w:left="280"/>
-            </w:pPr>
-            <w:r>
-              <w:rPr>
-                <w:rFonts w:ascii="Calibri" w:cs="Calibri" w:eastAsia="Calibri" w:hAnsi="Calibri"/>
-                <w:color w:val="C9A54E"/>
-                <w:sz w:val="15"/>
-                <w:szCs w:val="15"/>
-              </w:rPr>
-              <w:t xml:space="preserve">▸ </w:t>
-            </w:r>
-            <w:r>
-              <w:rPr>
-                <w:rFonts w:ascii="Calibri" w:cs="Calibri" w:eastAsia="Calibri" w:hAnsi="Calibri"/>
-                <w:i w:val="false"/>
-                <w:iCs w:val="false"/>
-                <w:color w:val="3B444F"/>
-                <w:sz w:val="15"/>
-                <w:szCs w:val="15"/>
-              </w:rPr>
-              <w:t xml:space="preserve">Responsive design, accessibility, modern CSS, user journey optimization.</w:t>
+              <w:t xml:space="preserve"> — UI/UX Challenge (Upcoming)</w:t>
+            </w:r>
+          </w:p>
+          <w:p>
+            <w:pPr>
+              <w:spacing w:after="40"/>
+              <w:ind w:left="280"/>
+            </w:pPr>
+            <w:r>
+              <w:rPr>
+                <w:rFonts w:ascii="Calibri" w:cs="Calibri" w:eastAsia="Calibri" w:hAnsi="Calibri"/>
+                <w:color w:val="C9A54E"/>
+                <w:sz w:val="15"/>
+                <w:szCs w:val="15"/>
+              </w:rPr>
+              <w:t xml:space="preserve">▸ </w:t>
+            </w:r>
+            <w:r>
+              <w:rPr>
+                <w:rFonts w:ascii="Calibri" w:cs="Calibri" w:eastAsia="Calibri" w:hAnsi="Calibri"/>
+                <w:i/>
+                <w:iCs/>
+                <w:color w:val="B05020"/>
+                <w:sz w:val="15"/>
+                <w:szCs w:val="15"/>
+              </w:rPr>
+              <w:t xml:space="preserve">Competing in the ACES KNUST CodeFest UI/UX challenge — redesigning the ACES website into a mobile-first, student-focused experience across 9 pages in a 2-week sprint.</w:t>
             </w:r>
           </w:p>
           <w:p>
@@ -5053,7 +4924,7 @@
                 <w:sz w:val="15"/>
                 <w:szCs w:val="15"/>
               </w:rPr>
-              <w:t xml:space="preserve">Mentored juniors for cybersecurity competitions.</w:t>
+              <w:t xml:space="preserve">Personally mentored 6 junior students in network security and ethical hacking fundamentals.</w:t>
             </w:r>
           </w:p>
           <w:p>

--- a/cv.docx
+++ b/cv.docx
@@ -2056,7 +2056,7 @@
                 <w:color w:val="3B444F"/>
                 <w:sz w:val="15"/>
               </w:rPr>
-              <w:t>Leading the ACES CodeFest 2026 UI/UX Challenge entry — redesigning the ACES website into a mobile-first experience across 9 pages in a 2-week sprint.</w:t>
+              <w:t>Won 2nd Place at ACES CodeFest 2026 UI/UX Challenge — redesigned the ACES KNUST website for mobile across all 9 pages as a team of 5, building a clickable Figma prototype with real-time collaboration.</w:t>
             </w:r>
           </w:p>
           <w:p>
@@ -3245,7 +3245,7 @@
                 <w:color w:val="0F2B46"/>
                 <w:sz w:val="17"/>
               </w:rPr>
-              <w:t>Solar-Powered IoT Watering System</w:t>
+              <w:t>Solar-Powered Automated Water Dispenser</w:t>
             </w:r>
           </w:p>
           <w:p>
@@ -3261,7 +3261,7 @@
                 <w:color w:val="C9A54E"/>
                 <w:sz w:val="14"/>
               </w:rPr>
-              <w:t>Arduino · IR Sensor · C++ · Solar</w:t>
+              <w:t>Arduino · Ultrasonic Sensors · C++ · Solar</w:t>
             </w:r>
           </w:p>
           <w:p>
@@ -3283,7 +3283,7 @@
                 <w:color w:val="3B444F"/>
                 <w:sz w:val="15"/>
               </w:rPr>
-              <w:t>Designed sensor-driven embedded system with proximity-triggered actuation — edge computing for IoT agriculture.</w:t>
+              <w:t>Built a solar-powered water dispensing system using dual ultrasonic sensors (HC-SR04) to detect container placement and monitor fill level in real time, automatically controlling a solenoid valve.</w:t>
             </w:r>
           </w:p>
           <w:p>
@@ -3305,7 +3305,7 @@
                 <w:color w:val="3B444F"/>
                 <w:sz w:val="15"/>
               </w:rPr>
-              <w:t>Full circuit: solar charge controller, relay logic, IR sensor array, C++ firmware on Arduino.</w:t>
+              <w:t>Implemented debounce logic to prevent false triggers, buzzer for audio feedback, and LED status indicators for system state.</w:t>
             </w:r>
           </w:p>
           <w:p>
@@ -3327,7 +3327,7 @@
                 <w:color w:val="3B444F"/>
                 <w:sz w:val="15"/>
               </w:rPr>
-              <w:t>Solar power with voltage regulation for off-grid operation.</w:t>
+              <w:t>Solar power with voltage regulation for off-grid deployment in areas without reliable electricity.</w:t>
             </w:r>
           </w:p>
           <w:p>
@@ -3570,8 +3570,7 @@
               <w:rPr>
                 <w:rFonts w:ascii="Calibri" w:hAnsi="Calibri"/>
                 <w:b/>
-                <w:i/>
-                <w:color w:val="B05020"/>
+                <w:color w:val="0F2B46"/>
                 <w:sz w:val="16"/>
               </w:rPr>
               <w:t>ACES CodeFest 2026</w:t>
@@ -3579,11 +3578,10 @@
             <w:r>
               <w:rPr>
                 <w:rFonts w:ascii="Calibri" w:hAnsi="Calibri"/>
-                <w:i/>
-                <w:color w:val="B05020"/>
+                <w:color w:val="6B7480"/>
                 <w:sz w:val="16"/>
               </w:rPr>
-              <w:t xml:space="preserve"> — UI/UX Challenge — Upcoming</w:t>
+              <w:t xml:space="preserve"> — 2nd Place — UI/UX Design</w:t>
             </w:r>
             <w:r>
               <w:rPr>
@@ -3602,7 +3600,7 @@
             <w:r>
               <w:rPr>
                 <w:rFonts w:ascii="Calibri" w:hAnsi="Calibri"/>
-                <w:color w:val="B05020"/>
+                <w:color w:val="C9A54E"/>
                 <w:sz w:val="15"/>
               </w:rPr>
               <w:t xml:space="preserve">• </w:t>
@@ -3610,11 +3608,10 @@
             <w:r>
               <w:rPr>
                 <w:rFonts w:ascii="Calibri" w:hAnsi="Calibri"/>
-                <w:i/>
-                <w:color w:val="B05020"/>
+                <w:color w:val="3B444F"/>
                 <w:sz w:val="15"/>
               </w:rPr>
-              <w:t>Competing in the ACES KNUST CodeFest UI/UX challenge — redesigning the ACES website into a mobile-first experience across 9 pages in a 2-week sprint.</w:t>
+              <w:t>Redesigned the ACES KNUST website for mobile across all 9 pages as a team of 5. Built a high-fidelity clickable prototype in Figma with real-time collaboration, focusing on visual hierarchy, touch-friendly navigation, and user flows.</w:t>
             </w:r>
           </w:p>
           <w:p>
